--- a/docs/docx/00-지원서-분석.docx
+++ b/docs/docx/00-지원서-분석.docx
@@ -865,7 +865,7 @@
               <w:rPr>
                 <w:sz w:val="18"/>
               </w:rPr>
-              <w:t>단어 맞추기, 단어 말하기, 별, 스티커 28칸</w:t>
+              <w:t>단어 맞추기, 단어 말하기, 별, 스티커 판</w:t>
             </w:r>
           </w:p>
         </w:tc>
